--- a/docs/evaluation/docx/M08-performance-appraisal-management-council.docx
+++ b/docs/evaluation/docx/M08-performance-appraisal-management-council.docx
@@ -12,7 +12,7 @@
           <w:color w:val="1F3864"/>
           <w:sz w:val="52"/>
         </w:rPr>
-        <w:t xml:space="preserve"> Adversarial Idea Evaluator — Council Report</w:t>
+        <w:t>M08 performance appraisal management council</w:t>
       </w:r>
     </w:p>
     <w:p>
@@ -184,7 +184,7 @@
         <w:t>confidentiality by construction.</w:t>
       </w:r>
       <w:r>
-        <w:t xml:space="preserve"> The tier-aware, server-side field projection (FR-M08-15, Appendix B) is the correct architecture — most government HRMS builds leak APAR content by hiding fields only in the UI. Returning fields as *absent* (not greyed) for unauthorised tiers, plus appending </w:t>
+        <w:t xml:space="preserve"> The tier-aware, server-side field projection (FR-M08-15, Appendix B) is the correct architecture — most PrimeSoft HRMS builds leak APAR content by hiding fields only in the UI. Returning fields as *absent* (not greyed) for unauthorised tiers, plus appending </w:t>
       </w:r>
       <w:r>
         <w:rPr>
@@ -317,7 +317,7 @@
         <w:t>target_distribution</w:t>
       </w:r>
       <w:r>
-        <w:t xml:space="preserve"> invites ROs and committees to grade to the curve — the exact bias the analytics claim to detect. Government grading jurisprudence frowns on quota-driven downgrades.</w:t>
+        <w:t xml:space="preserve"> invites ROs and committees to grade to the curve — the exact bias the analytics claim to detect. Enterprise grading jurisprudence frowns on quota-driven downgrades.</w:t>
       </w:r>
     </w:p>
     <w:p>
@@ -531,7 +531,7 @@
         <w:t>Sequencing problem:</w:t>
       </w:r>
       <w:r>
-        <w:t xml:space="preserve"> the wave plan builds calibration (W5) and 360/continuous (W2–W3) before it has proven the statutory core end-to-end. The thing that *must* work on day one for a government customer is: configure cycle → goals → self → RO/RvO/AA → disclose → represent → post to SR. Continuous feedback, 360, forced distribution and even calibration are *Phase 2* differentiators. I would feature-flag them (the BRD already lists feature flags in 13.4 — good) and cut them from the first cycle so the pilot department in 13.3 exercises the legally-required path under real deadlines.</w:t>
+        <w:t xml:space="preserve"> the wave plan builds calibration (W5) and 360/continuous (W2–W3) before it has proven the statutory core end-to-end. The thing that *must* work on day one for a enterprise customer is: configure cycle → goals → self → RO/RvO/AA → disclose → represent → post to SR. Continuous feedback, 360, forced distribution and even calibration are *Phase 2* differentiators. I would feature-flag them (the BRD already lists feature flags in 13.4 — good) and cut them from the first cycle so the pilot department in 13.3 exercises the legally-required path under real deadlines.</w:t>
       </w:r>
     </w:p>
     <w:p>
@@ -644,7 +644,7 @@
         <w:t>Bias-disparity analytics by protected attribute.</w:t>
       </w:r>
       <w:r>
-        <w:t xml:space="preserve"> Everyone discussed rating bias as statistical skew per RO; nobody required adverse-rate / low-grade disparity analysis by gender/cadre/region (DPDP-safe aggregates). World-class HCM ships this; it's also the government's own equity obligation.</w:t>
+        <w:t xml:space="preserve"> Everyone discussed rating bias as statistical skew per RO; nobody required adverse-rate / low-grade disparity analysis by gender/cadre/region (DPDP-safe aggregates). World-class HCM ships this; it's also the enterprise's own equity obligation.</w:t>
       </w:r>
     </w:p>
     <w:p>
@@ -678,7 +678,7 @@
         <w:pStyle w:val="ListBullet"/>
       </w:pPr>
       <w:r>
-        <w:t>*Biggest blind spot:* The Executor's "cut calibration to Phase 2" understates that calibration is partly *why* government buys this over paper. Cut *forced distribution* and *bell-curve*, keep *committee normalisation* as ratified recommendation — don't cut the whole capability.</w:t>
+        <w:t>*Biggest blind spot:* The Executor's "cut calibration to Phase 2" understates that calibration is partly *why* enterprise buys this over paper. Cut *forced distribution* and *bell-curve*, keep *committee normalisation* as ratified recommendation — don't cut the whole capability.</w:t>
       </w:r>
     </w:p>
     <w:p>
@@ -3361,7 +3361,7 @@
         <w:color w:val="808080"/>
         <w:sz w:val="16"/>
       </w:rPr>
-      <w:t xml:space="preserve"> Adversarial Idea Evaluator — Council Report</w:t>
+      <w:t>M08 performance appraisal management council</w:t>
       <w:tab/>
       <w:t>Confidential</w:t>
     </w:r>
